--- a/registration_files/CAX 2026 团体注册登记表.docx
+++ b/registration_files/CAX 2026 团体注册登记表.docx
@@ -2416,7 +2416,7 @@
           <w:szCs w:val="24"/>
           <w:u w:val="none"/>
         </w:rPr>
-        <w:t>9</w:t>
+        <w:t>10</w:t>
       </w:r>
       <w:r>
         <w:rPr>
